--- a/Files/03 - Vayikra/13 - Behar-Bechukosai/5785/Behar-Bechukosai 5785.docx
+++ b/Files/03 - Vayikra/13 - Behar-Bechukosai/5785/Behar-Bechukosai 5785.docx
@@ -319,7 +319,7 @@
         <w:rPr>
           <w:rFonts w:ascii="Times New Roman" w:hAnsi="Times New Roman" w:cs="Times New Roman"/>
         </w:rPr>
-        <w:t xml:space="preserve"> in</w:t>
+        <w:t xml:space="preserve"> in </w:t>
       </w:r>
       <w:r>
         <w:rPr>

--- a/Files/03 - Vayikra/13 - Behar-Bechukosai/5785/Behar-Bechukosai 5785.docx
+++ b/Files/03 - Vayikra/13 - Behar-Bechukosai/5785/Behar-Bechukosai 5785.docx
@@ -1028,7 +1028,7 @@
           <w:rFonts w:ascii="Times New Roman" w:hAnsi="Times New Roman" w:cs="Times New Roman"/>
           <w:rtl/>
         </w:rPr>
-        <w:t>"</w:t>
+        <w:t>״</w:t>
       </w:r>
       <w:r>
         <w:rPr>
@@ -1660,7 +1660,7 @@
           <w:rFonts w:ascii="Times New Roman" w:hAnsi="Times New Roman" w:cs="Times New Roman"/>
           <w:rtl/>
         </w:rPr>
-        <w:t>"</w:t>
+        <w:t>״</w:t>
       </w:r>
       <w:r>
         <w:rPr>
@@ -1812,7 +1812,7 @@
           <w:rFonts w:ascii="Times New Roman" w:hAnsi="Times New Roman" w:cs="Times New Roman"/>
           <w:rtl/>
         </w:rPr>
-        <w:t>"</w:t>
+        <w:t>״</w:t>
       </w:r>
       <w:r>
         <w:rPr>

--- a/Files/03 - Vayikra/13 - Behar-Bechukosai/5785/Behar-Bechukosai 5785.docx
+++ b/Files/03 - Vayikra/13 - Behar-Bechukosai/5785/Behar-Bechukosai 5785.docx
@@ -86,12 +86,6 @@
         <w:rPr>
           <w:rFonts w:ascii="Times New Roman" w:hAnsi="Times New Roman" w:cs="Times New Roman"/>
         </w:rPr>
-        <w:t>,</w:t>
-      </w:r>
-      <w:r>
-        <w:rPr>
-          <w:rFonts w:ascii="Times New Roman" w:hAnsi="Times New Roman" w:cs="Times New Roman"/>
-        </w:rPr>
         <w:t xml:space="preserve"> quote</w:t>
       </w:r>
       <w:r>
@@ -319,7 +313,7 @@
         <w:rPr>
           <w:rFonts w:ascii="Times New Roman" w:hAnsi="Times New Roman" w:cs="Times New Roman"/>
         </w:rPr>
-        <w:t xml:space="preserve"> in </w:t>
+        <w:t xml:space="preserve"> in</w:t>
       </w:r>
       <w:r>
         <w:rPr>
@@ -1028,7 +1022,7 @@
           <w:rFonts w:ascii="Times New Roman" w:hAnsi="Times New Roman" w:cs="Times New Roman"/>
           <w:rtl/>
         </w:rPr>
-        <w:t>״</w:t>
+        <w:t>"</w:t>
       </w:r>
       <w:r>
         <w:rPr>
@@ -1536,7 +1530,19 @@
         <w:rPr>
           <w:rFonts w:ascii="Times New Roman" w:hAnsi="Times New Roman" w:cs="Times New Roman"/>
         </w:rPr>
-        <w:t xml:space="preserve"> 75 years ago, </w:t>
+        <w:t xml:space="preserve"> 75 years ago</w:t>
+      </w:r>
+      <w:r>
+        <w:rPr>
+          <w:rFonts w:ascii="Times New Roman" w:hAnsi="Times New Roman" w:cs="Times New Roman"/>
+        </w:rPr>
+        <w:t>.</w:t>
+      </w:r>
+      <w:r>
+        <w:rPr>
+          <w:rFonts w:ascii="Times New Roman" w:hAnsi="Times New Roman" w:cs="Times New Roman"/>
+        </w:rPr>
+        <w:t xml:space="preserve"> </w:t>
       </w:r>
       <w:r>
         <w:rPr>
@@ -1660,7 +1666,7 @@
           <w:rFonts w:ascii="Times New Roman" w:hAnsi="Times New Roman" w:cs="Times New Roman"/>
           <w:rtl/>
         </w:rPr>
-        <w:t>״</w:t>
+        <w:t>"</w:t>
       </w:r>
       <w:r>
         <w:rPr>
@@ -1812,7 +1818,7 @@
           <w:rFonts w:ascii="Times New Roman" w:hAnsi="Times New Roman" w:cs="Times New Roman"/>
           <w:rtl/>
         </w:rPr>
-        <w:t>״</w:t>
+        <w:t>"</w:t>
       </w:r>
       <w:r>
         <w:rPr>
@@ -2154,7 +2160,13 @@
         <w:rPr>
           <w:rFonts w:ascii="Times New Roman" w:hAnsi="Times New Roman" w:cs="Times New Roman"/>
         </w:rPr>
-        <w:t>B’</w:t>
+        <w:t>B</w:t>
+      </w:r>
+      <w:r>
+        <w:rPr>
+          <w:rFonts w:ascii="Times New Roman" w:hAnsi="Times New Roman" w:cs="Times New Roman"/>
+        </w:rPr>
+        <w:t>’</w:t>
       </w:r>
       <w:r>
         <w:rPr>

--- a/Files/03 - Vayikra/13 - Behar-Bechukosai/5785/Behar-Bechukosai 5785.docx
+++ b/Files/03 - Vayikra/13 - Behar-Bechukosai/5785/Behar-Bechukosai 5785.docx
@@ -313,7 +313,7 @@
         <w:rPr>
           <w:rFonts w:ascii="Times New Roman" w:hAnsi="Times New Roman" w:cs="Times New Roman"/>
         </w:rPr>
-        <w:t xml:space="preserve"> in</w:t>
+        <w:t xml:space="preserve"> in </w:t>
       </w:r>
       <w:r>
         <w:rPr>
@@ -1022,7 +1022,7 @@
           <w:rFonts w:ascii="Times New Roman" w:hAnsi="Times New Roman" w:cs="Times New Roman"/>
           <w:rtl/>
         </w:rPr>
-        <w:t>"</w:t>
+        <w:t>״</w:t>
       </w:r>
       <w:r>
         <w:rPr>
@@ -1666,7 +1666,7 @@
           <w:rFonts w:ascii="Times New Roman" w:hAnsi="Times New Roman" w:cs="Times New Roman"/>
           <w:rtl/>
         </w:rPr>
-        <w:t>"</w:t>
+        <w:t>״</w:t>
       </w:r>
       <w:r>
         <w:rPr>
@@ -1818,7 +1818,7 @@
           <w:rFonts w:ascii="Times New Roman" w:hAnsi="Times New Roman" w:cs="Times New Roman"/>
           <w:rtl/>
         </w:rPr>
-        <w:t>"</w:t>
+        <w:t>״</w:t>
       </w:r>
       <w:r>
         <w:rPr>
